--- a/19/PROJECT TO COMPLETE BY STUDENTS.docx
+++ b/19/PROJECT TO COMPLETE BY STUDENTS.docx
@@ -15,13 +15,30 @@
           <w:rFonts w:ascii="Candara" w:hAnsi="Candara"/>
           <w:lang w:val="en-US"/>
         </w:rPr>
+        <w:t>Data Analysis</w:t>
+      </w:r>
+    </w:p>
+    <w:p>
+      <w:pPr>
+        <w:spacing w:after="0"/>
+        <w:ind w:left="720"/>
+        <w:rPr>
+          <w:rFonts w:ascii="Candara" w:hAnsi="Candara"/>
+          <w:lang w:val="en-US"/>
+        </w:rPr>
+      </w:pPr>
+      <w:r>
+        <w:rPr>
+          <w:rFonts w:ascii="Candara" w:hAnsi="Candara"/>
+          <w:lang w:val="en-US"/>
+        </w:rPr>
         <w:t>TABLEAU</w:t>
       </w:r>
     </w:p>
     <w:p>
       <w:pPr>
         <w:spacing w:after="0"/>
-        <w:ind w:left="720"/>
+        <w:ind w:left="1440"/>
         <w:rPr>
           <w:rFonts w:ascii="Candara" w:hAnsi="Candara"/>
           <w:lang w:val="en-US"/>
@@ -38,7 +55,7 @@
     <w:p>
       <w:pPr>
         <w:spacing w:after="0"/>
-        <w:ind w:left="720"/>
+        <w:ind w:left="1440"/>
         <w:rPr>
           <w:rFonts w:ascii="Candara" w:hAnsi="Candara"/>
           <w:lang w:val="en-US"/>
@@ -65,7 +82,7 @@
     <w:p>
       <w:pPr>
         <w:spacing w:after="0"/>
-        <w:ind w:left="720"/>
+        <w:ind w:left="1440"/>
         <w:rPr>
           <w:rFonts w:ascii="Candara" w:hAnsi="Candara"/>
           <w:lang w:val="en-US"/>
@@ -92,15 +109,17 @@
     <w:p>
       <w:pPr>
         <w:spacing w:after="0"/>
-        <w:rPr>
-          <w:rFonts w:ascii="Candara" w:hAnsi="Candara"/>
-          <w:lang w:val="en-US"/>
-        </w:rPr>
-      </w:pPr>
-    </w:p>
-    <w:p>
-      <w:pPr>
-        <w:spacing w:after="0"/>
+        <w:ind w:left="720"/>
+        <w:rPr>
+          <w:rFonts w:ascii="Candara" w:hAnsi="Candara"/>
+          <w:lang w:val="en-US"/>
+        </w:rPr>
+      </w:pPr>
+    </w:p>
+    <w:p>
+      <w:pPr>
+        <w:spacing w:after="0"/>
+        <w:ind w:left="720"/>
         <w:rPr>
           <w:rFonts w:ascii="Candara" w:hAnsi="Candara"/>
           <w:lang w:val="en-US"/>
@@ -117,6 +136,7 @@
     <w:p>
       <w:pPr>
         <w:spacing w:after="0"/>
+        <w:ind w:left="720"/>
         <w:rPr>
           <w:rFonts w:ascii="Candara" w:hAnsi="Candara"/>
           <w:lang w:val="en-US"/>
@@ -134,6 +154,7 @@
     <w:p>
       <w:pPr>
         <w:spacing w:after="0"/>
+        <w:ind w:left="720"/>
         <w:rPr>
           <w:rFonts w:ascii="Candara" w:hAnsi="Candara"/>
           <w:lang w:val="en-US"/>
@@ -167,6 +188,7 @@
     <w:p>
       <w:pPr>
         <w:spacing w:after="0"/>
+        <w:ind w:left="720"/>
         <w:rPr>
           <w:rFonts w:ascii="Candara" w:hAnsi="Candara"/>
           <w:lang w:val="en-US"/>
@@ -207,40 +229,44 @@
     <w:p>
       <w:pPr>
         <w:spacing w:after="0"/>
-        <w:rPr>
-          <w:rFonts w:ascii="Candara" w:hAnsi="Candara"/>
-          <w:lang w:val="en-US"/>
-        </w:rPr>
-      </w:pPr>
-    </w:p>
-    <w:p>
-      <w:pPr>
-        <w:spacing w:after="0"/>
-        <w:rPr>
-          <w:rFonts w:ascii="Candara" w:hAnsi="Candara"/>
-          <w:lang w:val="en-US"/>
-        </w:rPr>
-      </w:pPr>
-    </w:p>
-    <w:p>
-      <w:pPr>
-        <w:spacing w:after="0"/>
-        <w:rPr>
-          <w:rFonts w:ascii="Candara" w:hAnsi="Candara"/>
-          <w:lang w:val="en-US"/>
-        </w:rPr>
-      </w:pPr>
-      <w:r>
-        <w:rPr>
-          <w:rFonts w:ascii="Candara" w:hAnsi="Candara"/>
-          <w:lang w:val="en-US"/>
-        </w:rPr>
-        <w:t>ML PROJECT</w:t>
-      </w:r>
-    </w:p>
-    <w:p>
-      <w:pPr>
-        <w:spacing w:after="0"/>
+        <w:ind w:left="720"/>
+        <w:rPr>
+          <w:rFonts w:ascii="Candara" w:hAnsi="Candara"/>
+          <w:lang w:val="en-US"/>
+        </w:rPr>
+      </w:pPr>
+    </w:p>
+    <w:p>
+      <w:pPr>
+        <w:spacing w:after="0"/>
+        <w:ind w:left="720"/>
+        <w:rPr>
+          <w:rFonts w:ascii="Candara" w:hAnsi="Candara"/>
+          <w:lang w:val="en-US"/>
+        </w:rPr>
+      </w:pPr>
+    </w:p>
+    <w:p>
+      <w:pPr>
+        <w:spacing w:after="0"/>
+        <w:ind w:left="720"/>
+        <w:rPr>
+          <w:rFonts w:ascii="Candara" w:hAnsi="Candara"/>
+          <w:lang w:val="en-US"/>
+        </w:rPr>
+      </w:pPr>
+      <w:r>
+        <w:rPr>
+          <w:rFonts w:ascii="Candara" w:hAnsi="Candara"/>
+          <w:lang w:val="en-US"/>
+        </w:rPr>
+        <w:t>Python data analysis Project</w:t>
+      </w:r>
+    </w:p>
+    <w:p>
+      <w:pPr>
+        <w:spacing w:after="0"/>
+        <w:ind w:left="720"/>
         <w:rPr>
           <w:rFonts w:ascii="Candara" w:hAnsi="Candara"/>
           <w:lang w:val="en-US"/>
@@ -252,26 +278,42 @@
           <w:lang w:val="en-US"/>
         </w:rPr>
         <w:tab/>
-        <w:t>Banking DATA</w:t>
-      </w:r>
-    </w:p>
-    <w:p>
-      <w:pPr>
-        <w:spacing w:after="0"/>
-        <w:ind w:firstLine="720"/>
-        <w:rPr>
-          <w:rFonts w:ascii="Candara" w:hAnsi="Candara"/>
-          <w:lang w:val="en-US"/>
-        </w:rPr>
-      </w:pPr>
-      <w:r>
-        <w:rPr>
-          <w:rFonts w:ascii="Candara" w:hAnsi="Candara"/>
-          <w:lang w:val="en-US"/>
-        </w:rPr>
-        <w:t xml:space="preserve">Data: </w:t>
+      </w:r>
+      <w:r>
+        <w:rPr>
+          <w:rFonts w:ascii="Candara" w:hAnsi="Candara"/>
+          <w:lang w:val="en-US"/>
+        </w:rPr>
+        <w:t xml:space="preserve">DATA: </w:t>
       </w:r>
       <w:hyperlink r:id="rId8" w:history="1">
+        <w:r>
+          <w:rPr>
+            <w:rStyle w:val="Hyperlink"/>
+            <w:rFonts w:ascii="Candara" w:hAnsi="Candara"/>
+            <w:lang w:val="en-US"/>
+          </w:rPr>
+          <w:t>https://github.com/SHIVRAJSHINDE/Ethans/tree/main/Data/Holiday%20Package</w:t>
+        </w:r>
+      </w:hyperlink>
+    </w:p>
+    <w:p>
+      <w:pPr>
+        <w:spacing w:after="0"/>
+        <w:ind w:left="1440"/>
+        <w:rPr>
+          <w:rFonts w:ascii="Candara" w:hAnsi="Candara"/>
+          <w:lang w:val="en-US"/>
+        </w:rPr>
+      </w:pPr>
+      <w:r>
+        <w:rPr>
+          <w:rFonts w:ascii="Candara" w:hAnsi="Candara"/>
+          <w:lang w:val="en-US"/>
+        </w:rPr>
+        <w:t xml:space="preserve">DATA: </w:t>
+      </w:r>
+      <w:hyperlink r:id="rId9" w:history="1">
         <w:r>
           <w:rPr>
             <w:rStyle w:val="Hyperlink"/>
@@ -285,6 +327,57 @@
     <w:p>
       <w:pPr>
         <w:spacing w:after="0"/>
+        <w:rPr>
+          <w:rFonts w:ascii="Candara" w:hAnsi="Candara"/>
+          <w:lang w:val="en-US"/>
+        </w:rPr>
+      </w:pPr>
+    </w:p>
+    <w:p>
+      <w:pPr>
+        <w:spacing w:after="0"/>
+        <w:rPr>
+          <w:rFonts w:ascii="Candara" w:hAnsi="Candara"/>
+          <w:lang w:val="en-US"/>
+        </w:rPr>
+      </w:pPr>
+    </w:p>
+    <w:p>
+      <w:pPr>
+        <w:spacing w:after="0"/>
+        <w:rPr>
+          <w:rFonts w:ascii="Candara" w:hAnsi="Candara"/>
+          <w:lang w:val="en-US"/>
+        </w:rPr>
+      </w:pPr>
+      <w:r>
+        <w:rPr>
+          <w:rFonts w:ascii="Candara" w:hAnsi="Candara"/>
+          <w:lang w:val="en-US"/>
+        </w:rPr>
+        <w:t>ML PROJECT</w:t>
+      </w:r>
+    </w:p>
+    <w:p>
+      <w:pPr>
+        <w:spacing w:after="0"/>
+        <w:rPr>
+          <w:rFonts w:ascii="Candara" w:hAnsi="Candara"/>
+          <w:lang w:val="en-US"/>
+        </w:rPr>
+      </w:pPr>
+      <w:r>
+        <w:rPr>
+          <w:rFonts w:ascii="Candara" w:hAnsi="Candara"/>
+          <w:lang w:val="en-US"/>
+        </w:rPr>
+        <w:tab/>
+        <w:t>Banking DATA</w:t>
+      </w:r>
+    </w:p>
+    <w:p>
+      <w:pPr>
+        <w:spacing w:after="0"/>
         <w:ind w:firstLine="720"/>
         <w:rPr>
           <w:rFonts w:ascii="Candara" w:hAnsi="Candara"/>
@@ -296,6 +389,33 @@
           <w:rFonts w:ascii="Candara" w:hAnsi="Candara"/>
           <w:lang w:val="en-US"/>
         </w:rPr>
+        <w:t xml:space="preserve">Data: </w:t>
+      </w:r>
+      <w:hyperlink r:id="rId10" w:history="1">
+        <w:r>
+          <w:rPr>
+            <w:rStyle w:val="Hyperlink"/>
+            <w:rFonts w:ascii="Candara" w:hAnsi="Candara"/>
+            <w:lang w:val="en-US"/>
+          </w:rPr>
+          <w:t>https://github.com/SHIVRAJSHINDE/Ethans/tree/main/Data/Banking</w:t>
+        </w:r>
+      </w:hyperlink>
+    </w:p>
+    <w:p>
+      <w:pPr>
+        <w:spacing w:after="0"/>
+        <w:ind w:firstLine="720"/>
+        <w:rPr>
+          <w:rFonts w:ascii="Candara" w:hAnsi="Candara"/>
+          <w:lang w:val="en-US"/>
+        </w:rPr>
+      </w:pPr>
+      <w:r>
+        <w:rPr>
+          <w:rFonts w:ascii="Candara" w:hAnsi="Candara"/>
+          <w:lang w:val="en-US"/>
+        </w:rPr>
         <w:t>PROJECTLINK</w:t>
       </w:r>
       <w:r>
@@ -303,15 +423,10 @@
           <w:rFonts w:ascii="Candara" w:hAnsi="Candara"/>
           <w:lang w:val="en-US"/>
         </w:rPr>
-        <w:t>:</w:t>
-      </w:r>
-      <w:r>
-        <w:rPr>
-          <w:rFonts w:ascii="Candara" w:hAnsi="Candara"/>
-          <w:lang w:val="en-US"/>
-        </w:rPr>
-        <w:t xml:space="preserve"> </w:t>
-      </w:r>
+        <w:t xml:space="preserve">: </w:t>
+      </w:r>
+    </w:p>
+    <w:p>
       <w:bookmarkStart w:id="0" w:name="_GoBack"/>
       <w:bookmarkEnd w:id="0"/>
     </w:p>
@@ -718,6 +833,7 @@
   <w:style w:type="paragraph" w:default="1" w:styleId="Normal">
     <w:name w:val="Normal"/>
     <w:qFormat/>
+    <w:rsid w:val="00EC1DD5"/>
   </w:style>
   <w:style w:type="character" w:default="1" w:styleId="DefaultParagraphFont">
     <w:name w:val="Default Paragraph Font"/>
